--- a/docs/explorations/e-combinationspermutations.docx
+++ b/docs/explorations/e-combinationspermutations.docx
@@ -42,7 +42,7 @@
         <w:t xml:space="preserve">In the second of four linked presentations, this session looks at counting the number of ways you can choose objects from a larger set of objects. This is achieved by looking at binomial coefficients (where the order of choice doesn’t matter) and falling factorials (where the order of choice does matter). Along the way, you will double-check marketing materials for a food truck, and learn how to win at cards.</w:t>
       </w:r>
     </w:p>
-    <w:bookmarkStart w:id="56" w:name="pascals-triangle"/>
+    <w:bookmarkStart w:id="45" w:name="pascals-triangle"/>
     <w:p>
       <w:pPr>
         <w:pStyle w:val="Heading1"/>
@@ -92,18 +92,18 @@
                 <wp:inline>
                   <wp:extent cx="152400" cy="152400"/>
                   <wp:effectExtent b="0" l="0" r="0" t="0"/>
-                  <wp:docPr descr="" title="" id="21" name="Picture"/>
+                  <wp:docPr descr="" title="" id="10" name="Picture"/>
                   <a:graphic>
                     <a:graphicData uri="http://schemas.openxmlformats.org/drawingml/2006/picture">
                       <pic:pic>
                         <pic:nvPicPr>
-                          <pic:cNvPr descr="/Applications/quarto/share/formats/docx/note.png" id="22" name="Picture"/>
+                          <pic:cNvPr descr="/Applications/quarto/share/formats/docx/note.png" id="11" name="Picture"/>
                           <pic:cNvPicPr>
                             <a:picLocks noChangeArrowheads="1" noChangeAspect="1"/>
                           </pic:cNvPicPr>
                         </pic:nvPicPr>
                         <pic:blipFill>
-                          <a:blip r:embed="rId20"/>
+                          <a:blip r:embed="rId9"/>
                           <a:stretch>
                             <a:fillRect/>
                           </a:stretch>
@@ -282,18 +282,18 @@
           <wp:inline>
             <wp:extent cx="3268980" cy="3268980"/>
             <wp:effectExtent b="0" l="0" r="0" t="0"/>
-            <wp:docPr descr="A 3 \times 3 Latin square, with symbols A, B and C." title="" id="24" name="Picture"/>
+            <wp:docPr descr="A 3 \times 3 Latin square, with symbols A, B and C." title="" id="13" name="Picture"/>
             <a:graphic>
               <a:graphicData uri="http://schemas.openxmlformats.org/drawingml/2006/picture">
                 <pic:pic>
                   <pic:nvPicPr>
-                    <pic:cNvPr descr="./FiguresPNG/latinsquares_sudoku-fig1.png" id="25" name="Picture"/>
+                    <pic:cNvPr descr="./FiguresPNG/latinsquares_sudoku-fig1.png" id="14" name="Picture"/>
                     <pic:cNvPicPr>
                       <a:picLocks noChangeArrowheads="1" noChangeAspect="1"/>
                     </pic:cNvPicPr>
                   </pic:nvPicPr>
                   <pic:blipFill>
-                    <a:blip r:embed="rId23"/>
+                    <a:blip r:embed="rId12"/>
                     <a:stretch>
                       <a:fillRect/>
                     </a:stretch>
@@ -392,18 +392,18 @@
                 <wp:inline>
                   <wp:extent cx="152400" cy="152400"/>
                   <wp:effectExtent b="0" l="0" r="0" t="0"/>
-                  <wp:docPr descr="" title="" id="27" name="Picture"/>
+                  <wp:docPr descr="" title="" id="16" name="Picture"/>
                   <a:graphic>
                     <a:graphicData uri="http://schemas.openxmlformats.org/drawingml/2006/picture">
                       <pic:pic>
                         <pic:nvPicPr>
-                          <pic:cNvPr descr="/Applications/quarto/share/formats/docx/tip.png" id="28" name="Picture"/>
+                          <pic:cNvPr descr="/Applications/quarto/share/formats/docx/tip.png" id="17" name="Picture"/>
                           <pic:cNvPicPr>
                             <a:picLocks noChangeArrowheads="1" noChangeAspect="1"/>
                           </pic:cNvPicPr>
                         </pic:nvPicPr>
                         <pic:blipFill>
-                          <a:blip r:embed="rId26"/>
+                          <a:blip r:embed="rId15"/>
                           <a:stretch>
                             <a:fillRect/>
                           </a:stretch>
@@ -576,18 +576,18 @@
                 <wp:inline>
                   <wp:extent cx="152400" cy="152400"/>
                   <wp:effectExtent b="0" l="0" r="0" t="0"/>
-                  <wp:docPr descr="" title="" id="29" name="Picture"/>
+                  <wp:docPr descr="" title="" id="18" name="Picture"/>
                   <a:graphic>
                     <a:graphicData uri="http://schemas.openxmlformats.org/drawingml/2006/picture">
                       <pic:pic>
                         <pic:nvPicPr>
-                          <pic:cNvPr descr="/Applications/quarto/share/formats/docx/note.png" id="30" name="Picture"/>
+                          <pic:cNvPr descr="/Applications/quarto/share/formats/docx/note.png" id="19" name="Picture"/>
                           <pic:cNvPicPr>
                             <a:picLocks noChangeArrowheads="1" noChangeAspect="1"/>
                           </pic:cNvPicPr>
                         </pic:nvPicPr>
                         <pic:blipFill>
-                          <a:blip r:embed="rId20"/>
+                          <a:blip r:embed="rId9"/>
                           <a:stretch>
                             <a:fillRect/>
                           </a:stretch>
@@ -715,18 +715,18 @@
           <wp:inline>
             <wp:extent cx="4160520" cy="3948333"/>
             <wp:effectExtent b="0" l="0" r="0" t="0"/>
-            <wp:docPr descr="One possible way to organize the scenario in Example 1." title="" id="32" name="Picture"/>
+            <wp:docPr descr="One possible way to organize the scenario in Example 1." title="" id="21" name="Picture"/>
             <a:graphic>
               <a:graphicData uri="http://schemas.openxmlformats.org/drawingml/2006/picture">
                 <pic:pic>
                   <pic:nvPicPr>
-                    <pic:cNvPr descr="./FiguresPNG/latinsquares_sudoku-fig2.png" id="33" name="Picture"/>
+                    <pic:cNvPr descr="./FiguresPNG/latinsquares_sudoku-fig2.png" id="22" name="Picture"/>
                     <pic:cNvPicPr>
                       <a:picLocks noChangeArrowheads="1" noChangeAspect="1"/>
                     </pic:cNvPicPr>
                   </pic:nvPicPr>
                   <pic:blipFill>
-                    <a:blip r:embed="rId31"/>
+                    <a:blip r:embed="rId20"/>
                     <a:stretch>
                       <a:fillRect/>
                     </a:stretch>
@@ -802,18 +802,18 @@
                 <wp:inline>
                   <wp:extent cx="152400" cy="152400"/>
                   <wp:effectExtent b="0" l="0" r="0" t="0"/>
-                  <wp:docPr descr="" title="" id="34" name="Picture"/>
+                  <wp:docPr descr="" title="" id="23" name="Picture"/>
                   <a:graphic>
                     <a:graphicData uri="http://schemas.openxmlformats.org/drawingml/2006/picture">
                       <pic:pic>
                         <pic:nvPicPr>
-                          <pic:cNvPr descr="/Applications/quarto/share/formats/docx/note.png" id="35" name="Picture"/>
+                          <pic:cNvPr descr="/Applications/quarto/share/formats/docx/note.png" id="24" name="Picture"/>
                           <pic:cNvPicPr>
                             <a:picLocks noChangeArrowheads="1" noChangeAspect="1"/>
                           </pic:cNvPicPr>
                         </pic:nvPicPr>
                         <pic:blipFill>
-                          <a:blip r:embed="rId20"/>
+                          <a:blip r:embed="rId9"/>
                           <a:stretch>
                             <a:fillRect/>
                           </a:stretch>
@@ -941,18 +941,18 @@
           <wp:inline>
             <wp:extent cx="4160520" cy="3948333"/>
             <wp:effectExtent b="0" l="0" r="0" t="0"/>
-            <wp:docPr descr="One possible way to organize the scenario in Example 2." title="" id="37" name="Picture"/>
+            <wp:docPr descr="One possible way to organize the scenario in Example 2." title="" id="26" name="Picture"/>
             <a:graphic>
               <a:graphicData uri="http://schemas.openxmlformats.org/drawingml/2006/picture">
                 <pic:pic>
                   <pic:nvPicPr>
-                    <pic:cNvPr descr="./FiguresPNG/latinsquares_sudoku-fig3.png" id="38" name="Picture"/>
+                    <pic:cNvPr descr="./FiguresPNG/latinsquares_sudoku-fig3.png" id="27" name="Picture"/>
                     <pic:cNvPicPr>
                       <a:picLocks noChangeArrowheads="1" noChangeAspect="1"/>
                     </pic:cNvPicPr>
                   </pic:nvPicPr>
                   <pic:blipFill>
-                    <a:blip r:embed="rId36"/>
+                    <a:blip r:embed="rId25"/>
                     <a:stretch>
                       <a:fillRect/>
                     </a:stretch>
@@ -1016,7 +1016,7 @@
         <w:t xml:space="preserve">.</w:t>
       </w:r>
     </w:p>
-    <w:bookmarkStart w:id="55" w:name="orthogonality-and-latin-squares"/>
+    <w:bookmarkStart w:id="44" w:name="orthogonality-and-latin-squares"/>
     <w:p>
       <w:pPr>
         <w:pStyle w:val="Heading2"/>
@@ -1082,18 +1082,18 @@
                 <wp:inline>
                   <wp:extent cx="152400" cy="152400"/>
                   <wp:effectExtent b="0" l="0" r="0" t="0"/>
-                  <wp:docPr descr="" title="" id="39" name="Picture"/>
+                  <wp:docPr descr="" title="" id="28" name="Picture"/>
                   <a:graphic>
                     <a:graphicData uri="http://schemas.openxmlformats.org/drawingml/2006/picture">
                       <pic:pic>
                         <pic:nvPicPr>
-                          <pic:cNvPr descr="/Applications/quarto/share/formats/docx/note.png" id="40" name="Picture"/>
+                          <pic:cNvPr descr="/Applications/quarto/share/formats/docx/note.png" id="29" name="Picture"/>
                           <pic:cNvPicPr>
                             <a:picLocks noChangeArrowheads="1" noChangeAspect="1"/>
                           </pic:cNvPicPr>
                         </pic:nvPicPr>
                         <pic:blipFill>
-                          <a:blip r:embed="rId20"/>
+                          <a:blip r:embed="rId9"/>
                           <a:stretch>
                             <a:fillRect/>
                           </a:stretch>
@@ -1215,18 +1215,18 @@
           <wp:inline>
             <wp:extent cx="7429500" cy="3714750"/>
             <wp:effectExtent b="0" l="0" r="0" t="0"/>
-            <wp:docPr descr="One possible solution to the question posed by Jacques Ozanam." title="" id="42" name="Picture"/>
+            <wp:docPr descr="One possible solution to the question posed by Jacques Ozanam." title="" id="31" name="Picture"/>
             <a:graphic>
               <a:graphicData uri="http://schemas.openxmlformats.org/drawingml/2006/picture">
                 <pic:pic>
                   <pic:nvPicPr>
-                    <pic:cNvPr descr="./FiguresPNG/latinsquares_sudoku-fig4.png" id="43" name="Picture"/>
+                    <pic:cNvPr descr="./FiguresPNG/latinsquares_sudoku-fig4.png" id="32" name="Picture"/>
                     <pic:cNvPicPr>
                       <a:picLocks noChangeArrowheads="1" noChangeAspect="1"/>
                     </pic:cNvPicPr>
                   </pic:nvPicPr>
                   <pic:blipFill>
-                    <a:blip r:embed="rId41"/>
+                    <a:blip r:embed="rId30"/>
                     <a:stretch>
                       <a:fillRect/>
                     </a:stretch>
@@ -1310,18 +1310,18 @@
                 <wp:inline>
                   <wp:extent cx="152400" cy="152400"/>
                   <wp:effectExtent b="0" l="0" r="0" t="0"/>
-                  <wp:docPr descr="" title="" id="44" name="Picture"/>
+                  <wp:docPr descr="" title="" id="33" name="Picture"/>
                   <a:graphic>
                     <a:graphicData uri="http://schemas.openxmlformats.org/drawingml/2006/picture">
                       <pic:pic>
                         <pic:nvPicPr>
-                          <pic:cNvPr descr="/Applications/quarto/share/formats/docx/note.png" id="45" name="Picture"/>
+                          <pic:cNvPr descr="/Applications/quarto/share/formats/docx/note.png" id="34" name="Picture"/>
                           <pic:cNvPicPr>
                             <a:picLocks noChangeArrowheads="1" noChangeAspect="1"/>
                           </pic:cNvPicPr>
                         </pic:nvPicPr>
                         <pic:blipFill>
-                          <a:blip r:embed="rId20"/>
+                          <a:blip r:embed="rId9"/>
                           <a:stretch>
                             <a:fillRect/>
                           </a:stretch>
@@ -1393,31 +1393,33 @@
                 </m:rPr>
                 <m:t>=</m:t>
               </m:r>
-              <m:d>
-                <m:dPr>
-                  <m:begChr m:val="("/>
-                  <m:sepChr m:val=""/>
-                  <m:endChr m:val=")"/>
-                  <m:grow/>
-                </m:dPr>
+              <m:r>
+                <m:rPr>
+                  <m:sty m:val="p"/>
+                </m:rPr>
+                <m:t>(</m:t>
+              </m:r>
+              <m:sSub>
                 <m:e>
-                  <m:sSub>
-                    <m:e>
-                      <m:r>
-                        <m:t>a</m:t>
-                      </m:r>
-                    </m:e>
-                    <m:sub>
-                      <m:r>
-                        <m:t>i</m:t>
-                      </m:r>
-                      <m:r>
-                        <m:t>j</m:t>
-                      </m:r>
-                    </m:sub>
-                  </m:sSub>
+                  <m:r>
+                    <m:t>a</m:t>
+                  </m:r>
                 </m:e>
-              </m:d>
+                <m:sub>
+                  <m:r>
+                    <m:t>i</m:t>
+                  </m:r>
+                  <m:r>
+                    <m:t>j</m:t>
+                  </m:r>
+                </m:sub>
+              </m:sSub>
+              <m:r>
+                <m:rPr>
+                  <m:sty m:val="p"/>
+                </m:rPr>
+                <m:t>)</m:t>
+              </m:r>
             </m:oMath>
             <w:r>
               <w:t xml:space="preserve"> </w:t>
@@ -1438,31 +1440,33 @@
                 </m:rPr>
                 <m:t>=</m:t>
               </m:r>
-              <m:d>
-                <m:dPr>
-                  <m:begChr m:val="("/>
-                  <m:sepChr m:val=""/>
-                  <m:endChr m:val=")"/>
-                  <m:grow/>
-                </m:dPr>
+              <m:r>
+                <m:rPr>
+                  <m:sty m:val="p"/>
+                </m:rPr>
+                <m:t>(</m:t>
+              </m:r>
+              <m:sSub>
                 <m:e>
-                  <m:sSub>
-                    <m:e>
-                      <m:r>
-                        <m:t>b</m:t>
-                      </m:r>
-                    </m:e>
-                    <m:sub>
-                      <m:r>
-                        <m:t>i</m:t>
-                      </m:r>
-                      <m:r>
-                        <m:t>j</m:t>
-                      </m:r>
-                    </m:sub>
-                  </m:sSub>
+                  <m:r>
+                    <m:t>b</m:t>
+                  </m:r>
                 </m:e>
-              </m:d>
+                <m:sub>
+                  <m:r>
+                    <m:t>i</m:t>
+                  </m:r>
+                  <m:r>
+                    <m:t>j</m:t>
+                  </m:r>
+                </m:sub>
+              </m:sSub>
+              <m:r>
+                <m:rPr>
+                  <m:sty m:val="p"/>
+                </m:rPr>
+                <m:t>)</m:t>
+              </m:r>
             </m:oMath>
             <w:r>
               <w:t xml:space="preserve"> </w:t>
@@ -1524,52 +1528,54 @@
                   </m:rPr>
                   <m:t>{</m:t>
                 </m:r>
-                <m:d>
-                  <m:dPr>
-                    <m:begChr m:val="("/>
-                    <m:sepChr m:val=""/>
-                    <m:endChr m:val=")"/>
-                    <m:grow/>
-                  </m:dPr>
+                <m:r>
+                  <m:rPr>
+                    <m:sty m:val="p"/>
+                  </m:rPr>
+                  <m:t>(</m:t>
+                </m:r>
+                <m:sSub>
                   <m:e>
-                    <m:sSub>
-                      <m:e>
-                        <m:r>
-                          <m:t>a</m:t>
-                        </m:r>
-                      </m:e>
-                      <m:sub>
-                        <m:r>
-                          <m:t>i</m:t>
-                        </m:r>
-                        <m:r>
-                          <m:t>j</m:t>
-                        </m:r>
-                      </m:sub>
-                    </m:sSub>
                     <m:r>
-                      <m:rPr>
-                        <m:sty m:val="p"/>
-                      </m:rPr>
-                      <m:t>,</m:t>
+                      <m:t>a</m:t>
                     </m:r>
-                    <m:sSub>
-                      <m:e>
-                        <m:r>
-                          <m:t>b</m:t>
-                        </m:r>
-                      </m:e>
-                      <m:sub>
-                        <m:r>
-                          <m:t>i</m:t>
-                        </m:r>
-                        <m:r>
-                          <m:t>j</m:t>
-                        </m:r>
-                      </m:sub>
-                    </m:sSub>
                   </m:e>
-                </m:d>
+                  <m:sub>
+                    <m:r>
+                      <m:t>i</m:t>
+                    </m:r>
+                    <m:r>
+                      <m:t>j</m:t>
+                    </m:r>
+                  </m:sub>
+                </m:sSub>
+                <m:r>
+                  <m:rPr>
+                    <m:sty m:val="p"/>
+                  </m:rPr>
+                  <m:t>,</m:t>
+                </m:r>
+                <m:sSub>
+                  <m:e>
+                    <m:r>
+                      <m:t>b</m:t>
+                    </m:r>
+                  </m:e>
+                  <m:sub>
+                    <m:r>
+                      <m:t>i</m:t>
+                    </m:r>
+                    <m:r>
+                      <m:t>j</m:t>
+                    </m:r>
+                  </m:sub>
+                </m:sSub>
+                <m:r>
+                  <m:rPr>
+                    <m:sty m:val="p"/>
+                  </m:rPr>
+                  <m:t>)</m:t>
+                </m:r>
                 <m:r>
                   <m:rPr>
                     <m:sty m:val="p"/>
@@ -1741,18 +1747,18 @@
                 <wp:inline>
                   <wp:extent cx="152400" cy="152400"/>
                   <wp:effectExtent b="0" l="0" r="0" t="0"/>
-                  <wp:docPr descr="" title="" id="46" name="Picture"/>
+                  <wp:docPr descr="" title="" id="35" name="Picture"/>
                   <a:graphic>
                     <a:graphicData uri="http://schemas.openxmlformats.org/drawingml/2006/picture">
                       <pic:pic>
                         <pic:nvPicPr>
-                          <pic:cNvPr descr="/Applications/quarto/share/formats/docx/note.png" id="47" name="Picture"/>
+                          <pic:cNvPr descr="/Applications/quarto/share/formats/docx/note.png" id="36" name="Picture"/>
                           <pic:cNvPicPr>
                             <a:picLocks noChangeArrowheads="1" noChangeAspect="1"/>
                           </pic:cNvPicPr>
                         </pic:nvPicPr>
                         <pic:blipFill>
-                          <a:blip r:embed="rId20"/>
+                          <a:blip r:embed="rId9"/>
                           <a:stretch>
                             <a:fillRect/>
                           </a:stretch>
@@ -1969,18 +1975,18 @@
           <wp:inline>
             <wp:extent cx="4754880" cy="5354594"/>
             <wp:effectExtent b="0" l="0" r="0" t="0"/>
-            <wp:docPr descr="One possible way to organize the scenario in Example 3." title="" id="49" name="Picture"/>
+            <wp:docPr descr="One possible way to organize the scenario in Example 3." title="" id="38" name="Picture"/>
             <a:graphic>
               <a:graphicData uri="http://schemas.openxmlformats.org/drawingml/2006/picture">
                 <pic:pic>
                   <pic:nvPicPr>
-                    <pic:cNvPr descr="./FiguresPNG/latinsquares_sudoku-fig5.png" id="50" name="Picture"/>
+                    <pic:cNvPr descr="./FiguresPNG/latinsquares_sudoku-fig5.png" id="39" name="Picture"/>
                     <pic:cNvPicPr>
                       <a:picLocks noChangeArrowheads="1" noChangeAspect="1"/>
                     </pic:cNvPicPr>
                   </pic:nvPicPr>
                   <pic:blipFill>
-                    <a:blip r:embed="rId48"/>
+                    <a:blip r:embed="rId37"/>
                     <a:stretch>
                       <a:fillRect/>
                     </a:stretch>
@@ -2187,18 +2193,18 @@
                 <wp:inline>
                   <wp:extent cx="152400" cy="152400"/>
                   <wp:effectExtent b="0" l="0" r="0" t="0"/>
-                  <wp:docPr descr="" title="" id="51" name="Picture"/>
+                  <wp:docPr descr="" title="" id="40" name="Picture"/>
                   <a:graphic>
                     <a:graphicData uri="http://schemas.openxmlformats.org/drawingml/2006/picture">
                       <pic:pic>
                         <pic:nvPicPr>
-                          <pic:cNvPr descr="/Applications/quarto/share/formats/docx/note.png" id="52" name="Picture"/>
+                          <pic:cNvPr descr="/Applications/quarto/share/formats/docx/note.png" id="41" name="Picture"/>
                           <pic:cNvPicPr>
                             <a:picLocks noChangeArrowheads="1" noChangeAspect="1"/>
                           </pic:cNvPicPr>
                         </pic:nvPicPr>
                         <pic:blipFill>
-                          <a:blip r:embed="rId20"/>
+                          <a:blip r:embed="rId9"/>
                           <a:stretch>
                             <a:fillRect/>
                           </a:stretch>
@@ -2314,46 +2320,48 @@
               <w:t xml:space="preserve"> </w:t>
             </w:r>
             <m:oMath>
-              <m:d>
-                <m:dPr>
-                  <m:begChr m:val="("/>
-                  <m:sepChr m:val=""/>
-                  <m:endChr m:val=")"/>
-                  <m:grow/>
-                </m:dPr>
+              <m:r>
+                <m:rPr>
+                  <m:sty m:val="p"/>
+                </m:rPr>
+                <m:t>(</m:t>
+              </m:r>
+              <m:sSub>
                 <m:e>
-                  <m:sSub>
-                    <m:e>
-                      <m:r>
-                        <m:t>A</m:t>
-                      </m:r>
-                    </m:e>
-                    <m:sub>
-                      <m:r>
-                        <m:t>i</m:t>
-                      </m:r>
-                    </m:sub>
-                  </m:sSub>
                   <m:r>
-                    <m:rPr>
-                      <m:sty m:val="p"/>
-                    </m:rPr>
-                    <m:t>,</m:t>
+                    <m:t>A</m:t>
                   </m:r>
-                  <m:sSub>
-                    <m:e>
-                      <m:r>
-                        <m:t>A</m:t>
-                      </m:r>
-                    </m:e>
-                    <m:sub>
-                      <m:r>
-                        <m:t>j</m:t>
-                      </m:r>
-                    </m:sub>
-                  </m:sSub>
                 </m:e>
-              </m:d>
+                <m:sub>
+                  <m:r>
+                    <m:t>i</m:t>
+                  </m:r>
+                </m:sub>
+              </m:sSub>
+              <m:r>
+                <m:rPr>
+                  <m:sty m:val="p"/>
+                </m:rPr>
+                <m:t>,</m:t>
+              </m:r>
+              <m:sSub>
+                <m:e>
+                  <m:r>
+                    <m:t>A</m:t>
+                  </m:r>
+                </m:e>
+                <m:sub>
+                  <m:r>
+                    <m:t>j</m:t>
+                  </m:r>
+                </m:sub>
+              </m:sSub>
+              <m:r>
+                <m:rPr>
+                  <m:sty m:val="p"/>
+                </m:rPr>
+                <m:t>)</m:t>
+              </m:r>
             </m:oMath>
             <w:r>
               <w:t xml:space="preserve"> </w:t>
@@ -2415,18 +2423,18 @@
                 <wp:inline>
                   <wp:extent cx="152400" cy="152400"/>
                   <wp:effectExtent b="0" l="0" r="0" t="0"/>
-                  <wp:docPr descr="" title="" id="53" name="Picture"/>
+                  <wp:docPr descr="" title="" id="42" name="Picture"/>
                   <a:graphic>
                     <a:graphicData uri="http://schemas.openxmlformats.org/drawingml/2006/picture">
                       <pic:pic>
                         <pic:nvPicPr>
-                          <pic:cNvPr descr="/Applications/quarto/share/formats/docx/note.png" id="54" name="Picture"/>
+                          <pic:cNvPr descr="/Applications/quarto/share/formats/docx/note.png" id="43" name="Picture"/>
                           <pic:cNvPicPr>
                             <a:picLocks noChangeArrowheads="1" noChangeAspect="1"/>
                           </pic:cNvPicPr>
                         </pic:nvPicPr>
                         <pic:blipFill>
-                          <a:blip r:embed="rId20"/>
+                          <a:blip r:embed="rId9"/>
                           <a:stretch>
                             <a:fillRect/>
                           </a:stretch>
@@ -2576,9 +2584,9 @@
         <w:t xml:space="preserve">.</w:t>
       </w:r>
     </w:p>
-    <w:bookmarkEnd w:id="55"/>
-    <w:bookmarkEnd w:id="56"/>
-    <w:bookmarkStart w:id="105" w:name="sudoku-and-latin-squares"/>
+    <w:bookmarkEnd w:id="44"/>
+    <w:bookmarkEnd w:id="45"/>
+    <w:bookmarkStart w:id="94" w:name="sudoku-and-latin-squares"/>
     <w:p>
       <w:pPr>
         <w:pStyle w:val="Heading1"/>
@@ -2587,7 +2595,7 @@
         <w:t xml:space="preserve">Sudoku and Latin Squares</w:t>
       </w:r>
     </w:p>
-    <w:bookmarkStart w:id="66" w:name="the-rules"/>
+    <w:bookmarkStart w:id="55" w:name="the-rules"/>
     <w:p>
       <w:pPr>
         <w:pStyle w:val="Heading2"/>
@@ -2677,18 +2685,18 @@
                 <wp:inline>
                   <wp:extent cx="152400" cy="152400"/>
                   <wp:effectExtent b="0" l="0" r="0" t="0"/>
-                  <wp:docPr descr="" title="" id="57" name="Picture"/>
+                  <wp:docPr descr="" title="" id="46" name="Picture"/>
                   <a:graphic>
                     <a:graphicData uri="http://schemas.openxmlformats.org/drawingml/2006/picture">
                       <pic:pic>
                         <pic:nvPicPr>
-                          <pic:cNvPr descr="/Applications/quarto/share/formats/docx/note.png" id="58" name="Picture"/>
+                          <pic:cNvPr descr="/Applications/quarto/share/formats/docx/note.png" id="47" name="Picture"/>
                           <pic:cNvPicPr>
                             <a:picLocks noChangeArrowheads="1" noChangeAspect="1"/>
                           </pic:cNvPicPr>
                         </pic:nvPicPr>
                         <pic:blipFill>
-                          <a:blip r:embed="rId20"/>
+                          <a:blip r:embed="rId9"/>
                           <a:stretch>
                             <a:fillRect/>
                           </a:stretch>
@@ -2835,18 +2843,18 @@
           <wp:inline>
             <wp:extent cx="8915400" cy="4457700"/>
             <wp:effectExtent b="0" l="0" r="0" t="0"/>
-            <wp:docPr descr="A Sudoku puzzle with its corresponding board." title="" id="60" name="Picture"/>
+            <wp:docPr descr="A Sudoku puzzle with its corresponding board." title="" id="49" name="Picture"/>
             <a:graphic>
               <a:graphicData uri="http://schemas.openxmlformats.org/drawingml/2006/picture">
                 <pic:pic>
                   <pic:nvPicPr>
-                    <pic:cNvPr descr="./FiguresPNG/latinsquares_sudoku-fig6.png" id="61" name="Picture"/>
+                    <pic:cNvPr descr="./FiguresPNG/latinsquares_sudoku-fig6.png" id="50" name="Picture"/>
                     <pic:cNvPicPr>
                       <a:picLocks noChangeArrowheads="1" noChangeAspect="1"/>
                     </pic:cNvPicPr>
                   </pic:nvPicPr>
                   <pic:blipFill>
-                    <a:blip r:embed="rId59"/>
+                    <a:blip r:embed="rId48"/>
                     <a:stretch>
                       <a:fillRect/>
                     </a:stretch>
@@ -2943,18 +2951,18 @@
                 <wp:inline>
                   <wp:extent cx="152400" cy="152400"/>
                   <wp:effectExtent b="0" l="0" r="0" t="0"/>
-                  <wp:docPr descr="" title="" id="62" name="Picture"/>
+                  <wp:docPr descr="" title="" id="51" name="Picture"/>
                   <a:graphic>
                     <a:graphicData uri="http://schemas.openxmlformats.org/drawingml/2006/picture">
                       <pic:pic>
                         <pic:nvPicPr>
-                          <pic:cNvPr descr="/Applications/quarto/share/formats/docx/note.png" id="63" name="Picture"/>
+                          <pic:cNvPr descr="/Applications/quarto/share/formats/docx/note.png" id="52" name="Picture"/>
                           <pic:cNvPicPr>
                             <a:picLocks noChangeArrowheads="1" noChangeAspect="1"/>
                           </pic:cNvPicPr>
                         </pic:nvPicPr>
                         <pic:blipFill>
-                          <a:blip r:embed="rId20"/>
+                          <a:blip r:embed="rId9"/>
                           <a:stretch>
                             <a:fillRect/>
                           </a:stretch>
@@ -3145,18 +3153,18 @@
                 <wp:inline>
                   <wp:extent cx="152400" cy="152400"/>
                   <wp:effectExtent b="0" l="0" r="0" t="0"/>
-                  <wp:docPr descr="" title="" id="64" name="Picture"/>
+                  <wp:docPr descr="" title="" id="53" name="Picture"/>
                   <a:graphic>
                     <a:graphicData uri="http://schemas.openxmlformats.org/drawingml/2006/picture">
                       <pic:pic>
                         <pic:nvPicPr>
-                          <pic:cNvPr descr="/Applications/quarto/share/formats/docx/tip.png" id="65" name="Picture"/>
+                          <pic:cNvPr descr="/Applications/quarto/share/formats/docx/tip.png" id="54" name="Picture"/>
                           <pic:cNvPicPr>
                             <a:picLocks noChangeArrowheads="1" noChangeAspect="1"/>
                           </pic:cNvPicPr>
                         </pic:nvPicPr>
                         <pic:blipFill>
-                          <a:blip r:embed="rId26"/>
+                          <a:blip r:embed="rId15"/>
                           <a:stretch>
                             <a:fillRect/>
                           </a:stretch>
@@ -3220,8 +3228,8 @@
         </w:tc>
       </w:tr>
     </w:tbl>
-    <w:bookmarkEnd w:id="66"/>
-    <w:bookmarkStart w:id="104" w:name="the-mathematics-of-sudoku"/>
+    <w:bookmarkEnd w:id="55"/>
+    <w:bookmarkStart w:id="93" w:name="the-mathematics-of-sudoku"/>
     <w:p>
       <w:pPr>
         <w:pStyle w:val="Heading2"/>
@@ -3279,18 +3287,18 @@
                 <wp:inline>
                   <wp:extent cx="152400" cy="152400"/>
                   <wp:effectExtent b="0" l="0" r="0" t="0"/>
-                  <wp:docPr descr="" title="" id="67" name="Picture"/>
+                  <wp:docPr descr="" title="" id="56" name="Picture"/>
                   <a:graphic>
                     <a:graphicData uri="http://schemas.openxmlformats.org/drawingml/2006/picture">
                       <pic:pic>
                         <pic:nvPicPr>
-                          <pic:cNvPr descr="/Applications/quarto/share/formats/docx/note.png" id="68" name="Picture"/>
+                          <pic:cNvPr descr="/Applications/quarto/share/formats/docx/note.png" id="57" name="Picture"/>
                           <pic:cNvPicPr>
                             <a:picLocks noChangeArrowheads="1" noChangeAspect="1"/>
                           </pic:cNvPicPr>
                         </pic:nvPicPr>
                         <pic:blipFill>
-                          <a:blip r:embed="rId20"/>
+                          <a:blip r:embed="rId9"/>
                           <a:stretch>
                             <a:fillRect/>
                           </a:stretch>
@@ -3447,18 +3455,18 @@
           <wp:inline>
             <wp:extent cx="5943600" cy="2971800"/>
             <wp:effectExtent b="0" l="0" r="0" t="0"/>
-            <wp:docPr descr="A Shidoku puzzle with its corresponding board." title="" id="70" name="Picture"/>
+            <wp:docPr descr="A Shidoku puzzle with its corresponding board." title="" id="59" name="Picture"/>
             <a:graphic>
               <a:graphicData uri="http://schemas.openxmlformats.org/drawingml/2006/picture">
                 <pic:pic>
                   <pic:nvPicPr>
-                    <pic:cNvPr descr="./FiguresPNG/latinsquares_sudoku-fig7.png" id="71" name="Picture"/>
+                    <pic:cNvPr descr="./FiguresPNG/latinsquares_sudoku-fig7.png" id="60" name="Picture"/>
                     <pic:cNvPicPr>
                       <a:picLocks noChangeArrowheads="1" noChangeAspect="1"/>
                     </pic:cNvPicPr>
                   </pic:nvPicPr>
                   <pic:blipFill>
-                    <a:blip r:embed="rId69"/>
+                    <a:blip r:embed="rId58"/>
                     <a:stretch>
                       <a:fillRect/>
                     </a:stretch>
@@ -3501,7 +3509,7 @@
         <w:t xml:space="preserve">Some of the first questions asked about Sudoku are posed below. While you won’t see any direct proofs of the answers here, you can take a look at how they are answered in the case of Shidoku, which should provide some insight into the larger case of Sudoku.</w:t>
       </w:r>
     </w:p>
-    <w:bookmarkStart w:id="92" w:name="q1.-how-many-sudoku-boards-are-there"/>
+    <w:bookmarkStart w:id="81" w:name="q1.-how-many-sudoku-boards-are-there"/>
     <w:p>
       <w:pPr>
         <w:pStyle w:val="Heading3"/>
@@ -3551,7 +3559,7 @@
         <w:t xml:space="preserve">Nobody has found a non-computational method to arrive at this number yet. In the case of Shidoku puzzles, however, it is possible to answer this question manually while using similar techniques to those used in the Sudoku case.</w:t>
       </w:r>
     </w:p>
-    <w:bookmarkStart w:id="85" w:name="counting-shidoku-boards"/>
+    <w:bookmarkStart w:id="74" w:name="counting-shidoku-boards"/>
     <w:p>
       <w:pPr>
         <w:pStyle w:val="Heading4"/>
@@ -3605,18 +3613,18 @@
                 <wp:inline>
                   <wp:extent cx="152400" cy="152400"/>
                   <wp:effectExtent b="0" l="0" r="0" t="0"/>
-                  <wp:docPr descr="" title="" id="73" name="Picture"/>
+                  <wp:docPr descr="" title="" id="62" name="Picture"/>
                   <a:graphic>
                     <a:graphicData uri="http://schemas.openxmlformats.org/drawingml/2006/picture">
                       <pic:pic>
                         <pic:nvPicPr>
-                          <pic:cNvPr descr="/Applications/quarto/share/formats/docx/important.png" id="74" name="Picture"/>
+                          <pic:cNvPr descr="/Applications/quarto/share/formats/docx/important.png" id="63" name="Picture"/>
                           <pic:cNvPicPr>
                             <a:picLocks noChangeArrowheads="1" noChangeAspect="1"/>
                           </pic:cNvPicPr>
                         </pic:nvPicPr>
                         <pic:blipFill>
-                          <a:blip r:embed="rId72"/>
+                          <a:blip r:embed="rId61"/>
                           <a:stretch>
                             <a:fillRect/>
                           </a:stretch>
@@ -3731,18 +3739,18 @@
                 <wp:inline>
                   <wp:extent cx="152400" cy="152400"/>
                   <wp:effectExtent b="0" l="0" r="0" t="0"/>
-                  <wp:docPr descr="" title="" id="75" name="Picture"/>
+                  <wp:docPr descr="" title="" id="64" name="Picture"/>
                   <a:graphic>
                     <a:graphicData uri="http://schemas.openxmlformats.org/drawingml/2006/picture">
                       <pic:pic>
                         <pic:nvPicPr>
-                          <pic:cNvPr descr="/Applications/quarto/share/formats/docx/note.png" id="76" name="Picture"/>
+                          <pic:cNvPr descr="/Applications/quarto/share/formats/docx/note.png" id="65" name="Picture"/>
                           <pic:cNvPicPr>
                             <a:picLocks noChangeArrowheads="1" noChangeAspect="1"/>
                           </pic:cNvPicPr>
                         </pic:nvPicPr>
                         <pic:blipFill>
-                          <a:blip r:embed="rId20"/>
+                          <a:blip r:embed="rId9"/>
                           <a:stretch>
                             <a:fillRect/>
                           </a:stretch>
@@ -3828,18 +3836,18 @@
           <wp:inline>
             <wp:extent cx="3268980" cy="3268980"/>
             <wp:effectExtent b="0" l="0" r="0" t="0"/>
-            <wp:docPr descr="The positions that the first row, column and block of a Shidoku board needs to be considered ordered." title="" id="78" name="Picture"/>
+            <wp:docPr descr="The positions that the first row, column and block of a Shidoku board needs to be considered ordered." title="" id="67" name="Picture"/>
             <a:graphic>
               <a:graphicData uri="http://schemas.openxmlformats.org/drawingml/2006/picture">
                 <pic:pic>
                   <pic:nvPicPr>
-                    <pic:cNvPr descr="./FiguresPNG/latinsquares_sudoku-fig8.png" id="79" name="Picture"/>
+                    <pic:cNvPr descr="./FiguresPNG/latinsquares_sudoku-fig8.png" id="68" name="Picture"/>
                     <pic:cNvPicPr>
                       <a:picLocks noChangeArrowheads="1" noChangeAspect="1"/>
                     </pic:cNvPicPr>
                   </pic:nvPicPr>
                   <pic:blipFill>
-                    <a:blip r:embed="rId77"/>
+                    <a:blip r:embed="rId66"/>
                     <a:stretch>
                       <a:fillRect/>
                     </a:stretch>
@@ -3923,18 +3931,18 @@
                 <wp:inline>
                   <wp:extent cx="152400" cy="152400"/>
                   <wp:effectExtent b="0" l="0" r="0" t="0"/>
-                  <wp:docPr descr="" title="" id="80" name="Picture"/>
+                  <wp:docPr descr="" title="" id="69" name="Picture"/>
                   <a:graphic>
                     <a:graphicData uri="http://schemas.openxmlformats.org/drawingml/2006/picture">
                       <pic:pic>
                         <pic:nvPicPr>
-                          <pic:cNvPr descr="/Applications/quarto/share/formats/docx/note.png" id="81" name="Picture"/>
+                          <pic:cNvPr descr="/Applications/quarto/share/formats/docx/note.png" id="70" name="Picture"/>
                           <pic:cNvPicPr>
                             <a:picLocks noChangeArrowheads="1" noChangeAspect="1"/>
                           </pic:cNvPicPr>
                         </pic:nvPicPr>
                         <pic:blipFill>
-                          <a:blip r:embed="rId20"/>
+                          <a:blip r:embed="rId9"/>
                           <a:stretch>
                             <a:fillRect/>
                           </a:stretch>
@@ -4298,18 +4306,18 @@
           <wp:inline>
             <wp:extent cx="8915400" cy="2968828"/>
             <wp:effectExtent b="0" l="0" r="0" t="0"/>
-            <wp:docPr descr="The three different ordered Shidoku boards." title="" id="83" name="Picture"/>
+            <wp:docPr descr="The three different ordered Shidoku boards." title="" id="72" name="Picture"/>
             <a:graphic>
               <a:graphicData uri="http://schemas.openxmlformats.org/drawingml/2006/picture">
                 <pic:pic>
                   <pic:nvPicPr>
-                    <pic:cNvPr descr="./FiguresPNG/latinsquares_sudoku-fig9.png" id="84" name="Picture"/>
+                    <pic:cNvPr descr="./FiguresPNG/latinsquares_sudoku-fig9.png" id="73" name="Picture"/>
                     <pic:cNvPicPr>
                       <a:picLocks noChangeArrowheads="1" noChangeAspect="1"/>
                     </pic:cNvPicPr>
                   </pic:nvPicPr>
                   <pic:blipFill>
-                    <a:blip r:embed="rId82"/>
+                    <a:blip r:embed="rId71"/>
                     <a:stretch>
                       <a:fillRect/>
                     </a:stretch>
@@ -4384,8 +4392,8 @@
         <w:t xml:space="preserve">Shidoku boards in existence.</w:t>
       </w:r>
     </w:p>
-    <w:bookmarkEnd w:id="85"/>
-    <w:bookmarkStart w:id="91" w:name="extending-to-sudoku-boards"/>
+    <w:bookmarkEnd w:id="74"/>
+    <w:bookmarkStart w:id="80" w:name="extending-to-sudoku-boards"/>
     <w:p>
       <w:pPr>
         <w:pStyle w:val="Heading4"/>
@@ -4510,18 +4518,18 @@
                 <wp:inline>
                   <wp:extent cx="152400" cy="152400"/>
                   <wp:effectExtent b="0" l="0" r="0" t="0"/>
-                  <wp:docPr descr="" title="" id="86" name="Picture"/>
+                  <wp:docPr descr="" title="" id="75" name="Picture"/>
                   <a:graphic>
                     <a:graphicData uri="http://schemas.openxmlformats.org/drawingml/2006/picture">
                       <pic:pic>
                         <pic:nvPicPr>
-                          <pic:cNvPr descr="/Applications/quarto/share/formats/docx/note.png" id="87" name="Picture"/>
+                          <pic:cNvPr descr="/Applications/quarto/share/formats/docx/note.png" id="76" name="Picture"/>
                           <pic:cNvPicPr>
                             <a:picLocks noChangeArrowheads="1" noChangeAspect="1"/>
                           </pic:cNvPicPr>
                         </pic:nvPicPr>
                         <pic:blipFill>
-                          <a:blip r:embed="rId20"/>
+                          <a:blip r:embed="rId9"/>
                           <a:stretch>
                             <a:fillRect/>
                           </a:stretch>
@@ -4612,18 +4620,18 @@
           <wp:inline>
             <wp:extent cx="3268980" cy="3268980"/>
             <wp:effectExtent b="0" l="0" r="0" t="0"/>
-            <wp:docPr descr="One possible ordering of a Sudoku board." title="" id="89" name="Picture"/>
+            <wp:docPr descr="One possible ordering of a Sudoku board." title="" id="78" name="Picture"/>
             <a:graphic>
               <a:graphicData uri="http://schemas.openxmlformats.org/drawingml/2006/picture">
                 <pic:pic>
                   <pic:nvPicPr>
-                    <pic:cNvPr descr="./FiguresPNG/latinsquares_sudoku-fig10.png" id="90" name="Picture"/>
+                    <pic:cNvPr descr="./FiguresPNG/latinsquares_sudoku-fig10.png" id="79" name="Picture"/>
                     <pic:cNvPicPr>
                       <a:picLocks noChangeArrowheads="1" noChangeAspect="1"/>
                     </pic:cNvPicPr>
                   </pic:nvPicPr>
                   <pic:blipFill>
-                    <a:blip r:embed="rId88"/>
+                    <a:blip r:embed="rId77"/>
                     <a:stretch>
                       <a:fillRect/>
                     </a:stretch>
@@ -4678,9 +4686,9 @@
         <w:t xml:space="preserve">for their calculations, although they also used other methods to reduce the amount of counting they would need to do.</w:t>
       </w:r>
     </w:p>
-    <w:bookmarkEnd w:id="91"/>
-    <w:bookmarkEnd w:id="92"/>
-    <w:bookmarkStart w:id="94" w:name="Xa057fa7e60fcfaef1106134e250516bef436244"/>
+    <w:bookmarkEnd w:id="80"/>
+    <w:bookmarkEnd w:id="81"/>
+    <w:bookmarkStart w:id="83" w:name="Xa057fa7e60fcfaef1106134e250516bef436244"/>
     <w:p>
       <w:pPr>
         <w:pStyle w:val="Heading3"/>
@@ -4909,7 +4917,7 @@
       <w:r>
         <w:t xml:space="preserve"> </w:t>
       </w:r>
-      <w:hyperlink r:id="rId93">
+      <w:hyperlink r:id="rId82">
         <w:r>
           <w:rPr>
             <w:rStyle w:val="Hyperlink"/>
@@ -4924,8 +4932,8 @@
         <w:t xml:space="preserve">to learn more!</w:t>
       </w:r>
     </w:p>
-    <w:bookmarkEnd w:id="94"/>
-    <w:bookmarkStart w:id="103" w:name="X3cf82b46755516d79c6eef3f92090f0c96d5897"/>
+    <w:bookmarkEnd w:id="83"/>
+    <w:bookmarkStart w:id="92" w:name="X3cf82b46755516d79c6eef3f92090f0c96d5897"/>
     <w:p>
       <w:pPr>
         <w:pStyle w:val="Heading3"/>
@@ -5003,7 +5011,7 @@
         <w:t xml:space="preserve">case. Let’s return to the realm of Shidoku boards to have a look at the solution in a bit more detail.</w:t>
       </w:r>
     </w:p>
-    <w:bookmarkStart w:id="102" w:name="minimum-clue-shidoku-puzzles"/>
+    <w:bookmarkStart w:id="91" w:name="minimum-clue-shidoku-puzzles"/>
     <w:p>
       <w:pPr>
         <w:pStyle w:val="Heading4"/>
@@ -5131,18 +5139,18 @@
                 <wp:inline>
                   <wp:extent cx="152400" cy="152400"/>
                   <wp:effectExtent b="0" l="0" r="0" t="0"/>
-                  <wp:docPr descr="" title="" id="95" name="Picture"/>
+                  <wp:docPr descr="" title="" id="84" name="Picture"/>
                   <a:graphic>
                     <a:graphicData uri="http://schemas.openxmlformats.org/drawingml/2006/picture">
                       <pic:pic>
                         <pic:nvPicPr>
-                          <pic:cNvPr descr="/Applications/quarto/share/formats/docx/important.png" id="96" name="Picture"/>
+                          <pic:cNvPr descr="/Applications/quarto/share/formats/docx/important.png" id="85" name="Picture"/>
                           <pic:cNvPicPr>
                             <a:picLocks noChangeArrowheads="1" noChangeAspect="1"/>
                           </pic:cNvPicPr>
                         </pic:nvPicPr>
                         <pic:blipFill>
-                          <a:blip r:embed="rId72"/>
+                          <a:blip r:embed="rId61"/>
                           <a:stretch>
                             <a:fillRect/>
                           </a:stretch>
@@ -5276,18 +5284,18 @@
           <wp:inline>
             <wp:extent cx="4160520" cy="3844320"/>
             <wp:effectExtent b="0" l="0" r="0" t="0"/>
-            <wp:docPr descr="4 unavoidable sets on a type-1 Shidoku board." title="" id="98" name="Picture"/>
+            <wp:docPr descr="4 unavoidable sets on a type-1 Shidoku board." title="" id="87" name="Picture"/>
             <a:graphic>
               <a:graphicData uri="http://schemas.openxmlformats.org/drawingml/2006/picture">
                 <pic:pic>
                   <pic:nvPicPr>
-                    <pic:cNvPr descr="./FiguresPNG/latinsquares_sudoku-fig11.png" id="99" name="Picture"/>
+                    <pic:cNvPr descr="./FiguresPNG/latinsquares_sudoku-fig11.png" id="88" name="Picture"/>
                     <pic:cNvPicPr>
                       <a:picLocks noChangeArrowheads="1" noChangeAspect="1"/>
                     </pic:cNvPicPr>
                   </pic:nvPicPr>
                   <pic:blipFill>
-                    <a:blip r:embed="rId97"/>
+                    <a:blip r:embed="rId86"/>
                     <a:stretch>
                       <a:fillRect/>
                     </a:stretch>
@@ -5384,18 +5392,18 @@
                 <wp:inline>
                   <wp:extent cx="152400" cy="152400"/>
                   <wp:effectExtent b="0" l="0" r="0" t="0"/>
-                  <wp:docPr descr="" title="" id="100" name="Picture"/>
+                  <wp:docPr descr="" title="" id="89" name="Picture"/>
                   <a:graphic>
                     <a:graphicData uri="http://schemas.openxmlformats.org/drawingml/2006/picture">
                       <pic:pic>
                         <pic:nvPicPr>
-                          <pic:cNvPr descr="/Applications/quarto/share/formats/docx/note.png" id="101" name="Picture"/>
+                          <pic:cNvPr descr="/Applications/quarto/share/formats/docx/note.png" id="90" name="Picture"/>
                           <pic:cNvPicPr>
                             <a:picLocks noChangeArrowheads="1" noChangeAspect="1"/>
                           </pic:cNvPicPr>
                         </pic:nvPicPr>
                         <pic:blipFill>
-                          <a:blip r:embed="rId20"/>
+                          <a:blip r:embed="rId9"/>
                           <a:stretch>
                             <a:fillRect/>
                           </a:stretch>
@@ -5520,11 +5528,11 @@
         <w:t xml:space="preserve">If you make a similar argument for the type-2 board, you will see that the same is true in that case. As such, the minimum possible number of clues that a Shidoku puzzle can have is 4.</w:t>
       </w:r>
     </w:p>
-    <w:bookmarkEnd w:id="102"/>
-    <w:bookmarkEnd w:id="103"/>
-    <w:bookmarkEnd w:id="104"/>
-    <w:bookmarkEnd w:id="105"/>
-    <w:bookmarkStart w:id="106" w:name="in-conclusion"/>
+    <w:bookmarkEnd w:id="91"/>
+    <w:bookmarkEnd w:id="92"/>
+    <w:bookmarkEnd w:id="93"/>
+    <w:bookmarkEnd w:id="94"/>
+    <w:bookmarkStart w:id="95" w:name="in-conclusion"/>
     <w:p>
       <w:pPr>
         <w:pStyle w:val="Heading1"/>
@@ -7556,8 +7564,8 @@
         <w:t xml:space="preserve">shinyApp(ui, server)</w:t>
       </w:r>
     </w:p>
-    <w:bookmarkEnd w:id="106"/>
-    <w:bookmarkStart w:id="110" w:name="version-history"/>
+    <w:bookmarkEnd w:id="95"/>
+    <w:bookmarkStart w:id="99" w:name="version-history"/>
     <w:p>
       <w:pPr>
         <w:pStyle w:val="Heading1"/>
@@ -7578,7 +7586,7 @@
       <w:pPr>
         <w:pStyle w:val="BodyText"/>
       </w:pPr>
-      <w:hyperlink r:id="rId107">
+      <w:hyperlink r:id="rId96">
         <w:r>
           <w:rPr>
             <w:rStyle w:val="Hyperlink"/>
@@ -7587,7 +7595,7 @@
         </w:r>
       </w:hyperlink>
     </w:p>
-    <w:bookmarkStart w:id="109" w:name="references"/>
+    <w:bookmarkStart w:id="98" w:name="references"/>
     <w:p>
       <w:pPr>
         <w:pStyle w:val="Heading4"/>
@@ -7596,10 +7604,10 @@
         <w:t xml:space="preserve">References</w:t>
       </w:r>
     </w:p>
-    <w:bookmarkStart w:id="108" w:name="refs"/>
-    <w:bookmarkEnd w:id="108"/>
-    <w:bookmarkEnd w:id="109"/>
-    <w:bookmarkEnd w:id="110"/>
+    <w:bookmarkStart w:id="97" w:name="refs"/>
+    <w:bookmarkEnd w:id="97"/>
+    <w:bookmarkEnd w:id="98"/>
+    <w:bookmarkEnd w:id="99"/>
     <w:sectPr>
       <w:pgSz w:h="15840" w:w="12240"/>
       <w:pgMar w:bottom="1440" w:footer="720" w:gutter="0" w:header="720" w:left="1440" w:right="1440" w:top="1440"/>

--- a/docs/explorations/e-combinationspermutations.docx
+++ b/docs/explorations/e-combinationspermutations.docx
@@ -9640,6 +9640,153 @@
           <m:t>n</m:t>
         </m:r>
       </m:oMath>
+      <w:r>
+        <w:t xml:space="preserve">. Similarly, since there is no way to pick a set of</w:t>
+      </w:r>
+      <w:r>
+        <w:t xml:space="preserve"> </w:t>
+      </w:r>
+      <m:oMath>
+        <m:r>
+          <m:t>6</m:t>
+        </m:r>
+      </m:oMath>
+      <w:r>
+        <w:t xml:space="preserve"> </w:t>
+      </w:r>
+      <w:r>
+        <w:t xml:space="preserve">things from a set of</w:t>
+      </w:r>
+      <w:r>
+        <w:t xml:space="preserve"> </w:t>
+      </w:r>
+      <m:oMath>
+        <m:r>
+          <m:t>5</m:t>
+        </m:r>
+      </m:oMath>
+      <w:r>
+        <w:t xml:space="preserve"> </w:t>
+      </w:r>
+      <w:r>
+        <w:t xml:space="preserve">things, it follows that</w:t>
+      </w:r>
+      <w:r>
+        <w:t xml:space="preserve"> </w:t>
+      </w:r>
+      <m:oMath>
+        <m:d>
+          <m:dPr>
+            <m:begChr m:val="("/>
+            <m:sepChr m:val=""/>
+            <m:endChr m:val=")"/>
+            <m:grow/>
+          </m:dPr>
+          <m:e>
+            <m:f>
+              <m:fPr>
+                <m:type m:val="noBar"/>
+              </m:fPr>
+              <m:num>
+                <m:r>
+                  <m:t>5</m:t>
+                </m:r>
+              </m:num>
+              <m:den>
+                <m:r>
+                  <m:t>6</m:t>
+                </m:r>
+              </m:den>
+            </m:f>
+          </m:e>
+        </m:d>
+        <m:r>
+          <m:rPr>
+            <m:sty m:val="p"/>
+          </m:rPr>
+          <m:t>=</m:t>
+        </m:r>
+        <m:r>
+          <m:t>0</m:t>
+        </m:r>
+      </m:oMath>
+      <w:r>
+        <w:t xml:space="preserve"> </w:t>
+      </w:r>
+      <w:r>
+        <w:t xml:space="preserve">- indeed if</w:t>
+      </w:r>
+      <w:r>
+        <w:t xml:space="preserve"> </w:t>
+      </w:r>
+      <m:oMath>
+        <m:r>
+          <m:t>k</m:t>
+        </m:r>
+        <m:r>
+          <m:rPr>
+            <m:sty m:val="p"/>
+          </m:rPr>
+          <m:t>&gt;</m:t>
+        </m:r>
+        <m:r>
+          <m:t>n</m:t>
+        </m:r>
+      </m:oMath>
+      <w:r>
+        <w:t xml:space="preserve">, then</w:t>
+      </w:r>
+    </w:p>
+    <w:p>
+      <w:pPr>
+        <w:pStyle w:val="BodyText"/>
+      </w:pPr>
+      <m:oMathPara>
+        <m:oMathParaPr>
+          <m:jc m:val="center"/>
+        </m:oMathParaPr>
+        <m:oMath>
+          <m:d>
+            <m:dPr>
+              <m:begChr m:val="("/>
+              <m:sepChr m:val=""/>
+              <m:endChr m:val=")"/>
+              <m:grow/>
+            </m:dPr>
+            <m:e>
+              <m:f>
+                <m:fPr>
+                  <m:type m:val="noBar"/>
+                </m:fPr>
+                <m:num>
+                  <m:r>
+                    <m:t>n</m:t>
+                  </m:r>
+                </m:num>
+                <m:den>
+                  <m:r>
+                    <m:t>k</m:t>
+                  </m:r>
+                </m:den>
+              </m:f>
+            </m:e>
+          </m:d>
+          <m:r>
+            <m:rPr>
+              <m:sty m:val="p"/>
+            </m:rPr>
+            <m:t>=</m:t>
+          </m:r>
+          <m:r>
+            <m:t>0</m:t>
+          </m:r>
+        </m:oMath>
+      </m:oMathPara>
+    </w:p>
+    <w:p>
+      <w:pPr>
+        <w:pStyle w:val="FirstParagraph"/>
+      </w:pPr>
       <w:r>
         <w:t xml:space="preserve">.</w:t>
       </w:r>
